--- a/data/revised_2026-10_full/outputs/v2/Physics/SS3.3_Introduction_to_Electronics/Physics_Introduction_to_Electronics_SummaryTable.docx
+++ b/data/revised_2026-10_full/outputs/v2/Physics/SS3.3_Introduction_to_Electronics/Physics_Introduction_to_Electronics_SummaryTable.docx
@@ -1694,7 +1694,7 @@
         </w:rPr>
         <w:t xml:space="preserve">© 2026 SeaVuria and ARES. This work is licensed under a </w:t>
       </w:r>
-      <w:hyperlink w:history="1" r:id="rIdjmplp7xmd7ftbp_hixv3y">
+      <w:hyperlink w:history="1" r:id="rId-ywmawic_lxd0pq7ult3a">
         <w:r>
           <w:rPr>
             <w:rFonts w:ascii="Arial" w:cs="Arial" w:eastAsia="Arial" w:hAnsi="Arial"/>
@@ -1714,7 +1714,7 @@
         </w:rPr>
         <w:t xml:space="preserve"> (</w:t>
       </w:r>
-      <w:hyperlink w:history="1" r:id="rIdhdafhkku6o_ydcafvtlyc">
+      <w:hyperlink w:history="1" r:id="rIdlgvtxldhihd7oh4rdapgg">
         <w:r>
           <w:rPr>
             <w:rFonts w:ascii="Arial" w:cs="Arial" w:eastAsia="Arial" w:hAnsi="Arial"/>
@@ -1734,7 +1734,7 @@
         </w:rPr>
         <w:t xml:space="preserve">). To view a copy of this license, visit </w:t>
       </w:r>
-      <w:hyperlink w:history="1" r:id="rIdmitwqixavev-ec6djs-lo">
+      <w:hyperlink w:history="1" r:id="rIdtnee7u9inhtvjkl_qc3bs">
         <w:r>
           <w:rPr>
             <w:rFonts w:ascii="Arial" w:cs="Arial" w:eastAsia="Arial" w:hAnsi="Arial"/>
